--- a/applications/smaller_firms/letters/15_Will_McGowan_CoverLetter_Engelhart.docx
+++ b/applications/smaller_firms/letters/15_Will_McGowan_CoverLetter_Engelhart.docx
@@ -139,7 +139,7 @@
         <w:rPr>
           <w:b w:val="0"/>
         </w:rPr>
-        <w:t>Much of my work centres on commodity markets. My dissertation, supervised by Dr Luigi Gifuni, forecasts European gas (TTF) volatility with mixed-frequency (MIDAS) models built on daily storage, market and news-based data, including a gas-market attention index I am constructing from Google Trends, and tests whether better forecasts improve a volatility-targeted futures strategy. As co-founder of the Strathclyde Agricapital Society, which I grew to 126 members, I built a wheat calendar-spread strategy in R from futures curve structure and CFTC Commitments of Traders positioning, and published weekly research notes for members.</w:t>
+        <w:t>Much of my work centres on commodity markets. My dissertation, supervised by Dr Luigi Gifuni, tests whether governments that hedge oil change how their currencies react to OPEC news: whether Norway's krone conversions, Russia's 2017–22 budget rule and Mexico's put hedge make the oil beta smaller, kinked or one-sided, and whether any beta that remains can be traded after costs. As co-founder of the Strathclyde Agricapital Society, which I grew to 126 members, I built a wheat calendar-spread strategy in R from futures curve structure and CFTC Commitments of Traders positioning, and published weekly research notes for members.</w:t>
       </w:r>
     </w:p>
     <w:p>
@@ -161,7 +161,7 @@
         <w:rPr>
           <w:b w:val="0"/>
         </w:rPr>
-        <w:t>Engelhart stands out to me because its analytics internship places interns with London front-office teams where commodity markets, data and trading meet, across energy, agriculture, metals and freight. My work sits at that intersection, a gas volatility dissertation built on daily storage and market data and a wheat spread strategy in R, and a six-month placement starting in June 2027 would let me move straight from graduation into that work.</w:t>
+        <w:t>Engelhart stands out to me because its analytics internship places interns with London front-office teams where commodity markets, data and trading meet, across energy, agriculture, metals and freight. My work sits at that intersection, a dissertation built on OPEC announcement-day oil data and a wheat spread strategy in R, and a six-month placement starting in June 2027 would let me move straight from graduation into that work.</w:t>
       </w:r>
     </w:p>
     <w:p>

--- a/applications/smaller_firms/letters/15_Will_McGowan_CoverLetter_Engelhart.docx
+++ b/applications/smaller_firms/letters/15_Will_McGowan_CoverLetter_Engelhart.docx
@@ -150,7 +150,7 @@
         <w:rPr>
           <w:b w:val="0"/>
         </w:rPr>
-        <w:t>Sales and trading appeals to me because it joins analysis to a live price and to a client who needs a clear answer quickly. Writing those weekly notes taught me to turn analysis into a view that non-specialists can act on. In nearly two years at KONG, I learned that a recommendation lands only when it fits the person hearing it: by analysing sales patterns and refining our upselling prompts, I raised average customer spend by an estimated 25%. I also take risk seriously; my lifetime poker winnings of over £40,000 were built on disciplined bet sizing and a strict bankroll rule.</w:t>
+        <w:t>Sales and trading appeals to me because it joins analysis to a live price and to a client who needs a clear answer quickly. Writing those weekly notes taught me to turn analysis into a view that non-specialists can act on. In nearly two years at KONG, I learned that a recommendation lands only when it fits the person hearing it: by analysing sales patterns and refining our upselling prompts, I raised average customer spend by an estimated 25%. I also take risk seriously: at the Strathclyde Poker Society, where I was Vice-President and then President, I taught new members to use the Kelly criterion to work out how many buy-ins their own win rate, variance and appetite for risk call for.</w:t>
       </w:r>
     </w:p>
     <w:p>
